--- a/docs/08_UAT_Report.docx
+++ b/docs/08_UAT_Report.docx
@@ -76,9 +76,6 @@
         <w:t xml:space="preserve">Prepared by: QA &amp; Engineering Team</w:t>
       </w:r>
     </w:p>
-    <w:r>
-      <w:br w:type="page"/>
-    </w:r>
     <w:p>
       <w:pPr>
         <w:pStyle w:val="[object Object]"/>
@@ -192,9 +189,6 @@
         <w:t xml:space="preserve">13. Sign-Off &amp; Approval</w:t>
       </w:r>
     </w:p>
-    <w:r>
-      <w:br w:type="page"/>
-    </w:r>
     <w:p>
       <w:pPr>
         <w:pStyle w:val="[object Object]"/>
@@ -1013,9 +1007,6 @@
         <w:t xml:space="preserve">Conclusion: Syntoniqa v1.0 is ready for production deployment. The platform demonstrates full compliance with requirements, robust security posture, and acceptable performance characteristics. All identified defects were minor in nature and have been resolved prior to this report.</w:t>
       </w:r>
     </w:p>
-    <w:r>
-      <w:br w:type="page"/>
-    </w:r>
     <w:p>
       <w:pPr>
         <w:pStyle w:val="[object Object]"/>
@@ -1832,7 +1823,7 @@
         <w:ind w:left="240"/>
       </w:pPr>
       <w:r>
-        <w:t xml:space="preserve">• Integrations: Telegram, Gemini AI, Resend, Web Push</w:t>
+        <w:t xml:space="preserve">• Integrations: Telegram, motore AI multimodale, Resend, Web Push</w:t>
       </w:r>
     </w:p>
     <w:p>
@@ -1889,9 +1880,6 @@
         <w:t xml:space="preserve">22-28 Feb: Regression, final validation, sign-off</w:t>
       </w:r>
     </w:p>
-    <w:r>
-      <w:br w:type="page"/>
-    </w:r>
     <w:p>
       <w:pPr>
         <w:pStyle w:val="[object Object]"/>
@@ -3782,9 +3770,6 @@
         <w:spacing w:after="300"/>
       </w:pPr>
     </w:p>
-    <w:r>
-      <w:br w:type="page"/>
-    </w:r>
     <w:p>
       <w:pPr>
         <w:pStyle w:val="[object Object]"/>
@@ -4184,6 +4169,45 @@
               <w:t xml:space="preserve">Admin Dashboard</w:t>
             </w:r>
           </w:p>
+          <w:p>
+            <w:pPr>
+              <w:jc w:val="center"/>
+            </w:pPr>
+            <w:r>
+              <w:drawing>
+                <wp:inline distT="114300" distB="114300" distL="114300" distR="114300">
+                  <wp:extent cx="5486400" cy="3657600"/>
+                  <wp:docPr id="1" name="admin_dashboard.png"/>
+                  <wp:cNvGraphicFramePr/>
+                  <a:graphic xmlns:a="http://schemas.openxmlformats.org/drawingml/2006/main">
+                    <a:graphicData uri="http://schemas.openxmlformats.org/drawingml/2006/picture">
+                      <pic:pic xmlns:pic="http://schemas.openxmlformats.org/drawingml/2006/picture">
+                        <pic:nvPicPr>
+                          <pic:cNvPr id="1" name="admin_dashboard.png"/>
+                          <pic:cNvPicPr/>
+                        </pic:nvPicPr>
+                        <pic:blipFill>
+                          <a:blip xmlns:r="http://schemas.openxmlformats.org/officeDocument/2006/relationships" r:embed="rId6"/>
+                          <a:stretch>
+                            <a:fillRect/>
+                          </a:stretch>
+                        </pic:blipFill>
+                        <pic:spPr>
+                          <a:xfrm>
+                            <a:off x="0" y="0"/>
+                            <a:ext cx="5486400" cy="3657600"/>
+                          </a:xfrm>
+                          <a:prstGeom prst="rect">
+                            <a:avLst/>
+                          </a:prstGeom>
+                        </pic:spPr>
+                      </pic:pic>
+                    </a:graphicData>
+                  </a:graphic>
+                </wp:inline>
+              </w:drawing>
+            </w:r>
+          </w:p>
         </w:tc>
         <w:tc>
           <w:tcPr>
@@ -4518,6 +4542,45 @@
               <w:t xml:space="preserve">Piano (Scheduled Work)</w:t>
             </w:r>
           </w:p>
+          <w:p>
+            <w:pPr>
+              <w:jc w:val="center"/>
+            </w:pPr>
+            <w:r>
+              <w:drawing>
+                <wp:inline distT="114300" distB="114300" distL="114300" distR="114300">
+                  <wp:extent cx="2286000" cy="4947138"/>
+                  <wp:docPr id="2" name="mobile_home.png"/>
+                  <wp:cNvGraphicFramePr/>
+                  <a:graphic xmlns:a="http://schemas.openxmlformats.org/drawingml/2006/main">
+                    <a:graphicData uri="http://schemas.openxmlformats.org/drawingml/2006/picture">
+                      <pic:pic xmlns:pic="http://schemas.openxmlformats.org/drawingml/2006/picture">
+                        <pic:nvPicPr>
+                          <pic:cNvPr id="2" name="mobile_home.png"/>
+                          <pic:cNvPicPr/>
+                        </pic:nvPicPr>
+                        <pic:blipFill>
+                          <a:blip xmlns:r="http://schemas.openxmlformats.org/officeDocument/2006/relationships" r:embed="rId7"/>
+                          <a:stretch>
+                            <a:fillRect/>
+                          </a:stretch>
+                        </pic:blipFill>
+                        <pic:spPr>
+                          <a:xfrm>
+                            <a:off x="0" y="0"/>
+                            <a:ext cx="2286000" cy="4947138"/>
+                          </a:xfrm>
+                          <a:prstGeom prst="rect">
+                            <a:avLst/>
+                          </a:prstGeom>
+                        </pic:spPr>
+                      </pic:pic>
+                    </a:graphicData>
+                  </a:graphic>
+                </wp:inline>
+              </w:drawing>
+            </w:r>
+          </w:p>
         </w:tc>
         <w:tc>
           <w:tcPr>
@@ -7022,7 +7085,7 @@
               <w:jc w:val="left"/>
             </w:pPr>
             <w:r>
-              <w:t xml:space="preserve">AI Planner (Gemini)</w:t>
+              <w:t xml:space="preserve">AI Planner (Google Gemini (con supporto per Claude, GPT-4, modelli open-source))</w:t>
             </w:r>
           </w:p>
         </w:tc>
@@ -7338,9 +7401,6 @@
         <w:spacing w:after="300"/>
       </w:pPr>
     </w:p>
-    <w:r>
-      <w:br w:type="page"/>
-    </w:r>
     <w:p>
       <w:pPr>
         <w:pStyle w:val="[object Object]"/>
@@ -12655,9 +12715,6 @@
         <w:spacing w:after="300"/>
       </w:pPr>
     </w:p>
-    <w:r>
-      <w:br w:type="page"/>
-    </w:r>
     <w:p>
       <w:pPr>
         <w:pStyle w:val="[object Object]"/>
@@ -14680,9 +14737,6 @@
         <w:spacing w:after="300"/>
       </w:pPr>
     </w:p>
-    <w:r>
-      <w:br w:type="page"/>
-    </w:r>
     <w:p>
       <w:pPr>
         <w:pStyle w:val="[object Object]"/>
@@ -17853,7 +17907,7 @@
         <w:spacing w:after="200"/>
       </w:pPr>
       <w:r>
-        <w:t xml:space="preserve">SLA Definition: p95 &lt; 500ms (all critical endpoints meet SLA). Gemini &amp; email endpoints are async and have higher latency by design.</w:t>
+        <w:t xml:space="preserve">SLA Definition: p95 &lt; 500ms (all critical endpoints meet SLA). Google Gemini (con supporto per Claude, GPT-4, modelli open-source) &amp; email endpoints are async and have higher latency by design.</w:t>
       </w:r>
     </w:p>
     <w:p>
@@ -19501,9 +19555,6 @@
         <w:spacing w:after="300"/>
       </w:pPr>
     </w:p>
-    <w:r>
-      <w:br w:type="page"/>
-    </w:r>
     <w:p>
       <w:pPr>
         <w:pStyle w:val="[object Object]"/>
@@ -20611,9 +20662,6 @@
         <w:t xml:space="preserve">• Query queue time: &lt;5ms average</w:t>
       </w:r>
     </w:p>
-    <w:r>
-      <w:br w:type="page"/>
-    </w:r>
     <w:p>
       <w:pPr>
         <w:pStyle w:val="[object Object]"/>
@@ -23197,9 +23245,6 @@
         <w:spacing w:after="300"/>
       </w:pPr>
     </w:p>
-    <w:r>
-      <w:br w:type="page"/>
-    </w:r>
     <w:p>
       <w:pPr>
         <w:pStyle w:val="[object Object]"/>
@@ -24241,7 +24286,7 @@
               <w:jc w:val="left"/>
             </w:pPr>
             <w:r>
-              <w:t xml:space="preserve">Gemini analyzes image</w:t>
+              <w:t xml:space="preserve">Google Gemini (con supporto per Claude, GPT-4, modelli open-source) analyzes image</w:t>
             </w:r>
           </w:p>
         </w:tc>
@@ -24303,7 +24348,7 @@
         <w:spacing w:before="160" w:after="120" w:line="360"/>
       </w:pPr>
       <w:r>
-        <w:t xml:space="preserve">10.3 Gemini AI Integration</w:t>
+        <w:t xml:space="preserve">10.3 motore AI multimodale Integration</w:t>
       </w:r>
     </w:p>
     <w:p>
@@ -24342,9 +24387,6 @@
         <w:t xml:space="preserve">• Creates auto-generated work order with recommendations</w:t>
       </w:r>
     </w:p>
-    <w:r>
-      <w:br w:type="page"/>
-    </w:r>
     <w:p>
       <w:pPr>
         <w:pStyle w:val="[object Object]"/>
@@ -25645,9 +25687,6 @@
         <w:spacing w:after="300"/>
       </w:pPr>
     </w:p>
-    <w:r>
-      <w:br w:type="page"/>
-    </w:r>
     <w:p>
       <w:pPr>
         <w:pStyle w:val="[object Object]"/>
@@ -25765,7 +25804,7 @@
         <w:ind w:left="240"/>
       </w:pPr>
       <w:r>
-        <w:t xml:space="preserve">Allow technicians to attach photos during/after work. Integrate with Gemini for auto-tagging. Impact: Better documentation of work completed.</w:t>
+        <w:t xml:space="preserve">Allow technicians to attach photos during/after work. Integrate with Google Gemini (con supporto per Claude, GPT-4, modelli open-source) for auto-tagging. Impact: Better documentation of work completed.</w:t>
       </w:r>
     </w:p>
     <w:p>
@@ -25822,9 +25861,6 @@
         <w:t xml:space="preserve">• SMS alerts (in addition to Telegram)</w:t>
       </w:r>
     </w:p>
-    <w:r>
-      <w:br w:type="page"/>
-    </w:r>
     <w:p>
       <w:pPr>
         <w:pStyle w:val="[object Object]"/>
